--- a/informes_finales/informe_34_G.docx
+++ b/informes_finales/informe_34_G.docx
@@ -61,37 +61,397 @@
         <w:jc w:val="both"/>
       </w:pPr>
       <w:r>
-        <w:t xml:space="preserve">1.	Que, a fojas 1 a 5, consta Presentación de demanda por parte demandante;</w:t>
-      </w:r>
-    </w:p>
-    <w:p>
-      <w:pPr>
-        <w:spacing w:after="120"/>
-        <w:ind w:left="720" w:hanging="720"/>
-        <w:jc w:val="both"/>
-      </w:pPr>
-      <w:r>
-        <w:t xml:space="preserve">2.	Que, a fojas 6 a 18, consta Entrevistas con personas involucradas;</w:t>
-      </w:r>
-    </w:p>
-    <w:p>
-      <w:pPr>
-        <w:spacing w:after="120"/>
-        <w:ind w:left="720" w:hanging="720"/>
-        <w:jc w:val="both"/>
-      </w:pPr>
-      <w:r>
-        <w:t xml:space="preserve">3.	Que, a fojas 19 a 28, consta Recopilación de registros de asistencia;</w:t>
-      </w:r>
-    </w:p>
-    <w:p>
-      <w:pPr>
-        <w:spacing w:after="120"/>
-        <w:ind w:left="720" w:hanging="720"/>
-        <w:jc w:val="both"/>
-      </w:pPr>
-      <w:r>
-        <w:t xml:space="preserve">4.	Que, a fojas 29 a 40, consta Análisis de documentación administrativa;</w:t>
+        <w:t xml:space="preserve">1.	Que, a fojas 1 a 2, consta Resolución Exenta N°1078 (Instruye Investigación Sumaria y Designa Investigadora);</w:t>
+      </w:r>
+    </w:p>
+    <w:p>
+      <w:pPr>
+        <w:spacing w:after="120"/>
+        <w:ind w:left="720" w:hanging="720"/>
+        <w:jc w:val="both"/>
+      </w:pPr>
+      <w:r>
+        <w:t xml:space="preserve">2.	Que, a fojas 3, consta Memorándum N°39/2023 (acompaña reservado);</w:t>
+      </w:r>
+    </w:p>
+    <w:p>
+      <w:pPr>
+        <w:spacing w:after="120"/>
+        <w:ind w:left="720" w:hanging="720"/>
+        <w:jc w:val="both"/>
+      </w:pPr>
+      <w:r>
+        <w:t xml:space="preserve">3.	Que, a fojas 4 a 5, consta Reservado N°44/2023 (denuncia de estudiante);</w:t>
+      </w:r>
+    </w:p>
+    <w:p>
+      <w:pPr>
+        <w:spacing w:after="120"/>
+        <w:ind w:left="720" w:hanging="720"/>
+        <w:jc w:val="both"/>
+      </w:pPr>
+      <w:r>
+        <w:t xml:space="preserve">4.	Que, a fojas 6 a 7, consta Acta de Declaración (Javiera Monsalve Arismendi);</w:t>
+      </w:r>
+    </w:p>
+    <w:p>
+      <w:pPr>
+        <w:spacing w:after="120"/>
+        <w:ind w:left="720" w:hanging="720"/>
+        <w:jc w:val="both"/>
+      </w:pPr>
+      <w:r>
+        <w:t xml:space="preserve">5.	Que, a fojas 8, consta Acepta Cargo (Investigadora);</w:t>
+      </w:r>
+    </w:p>
+    <w:p>
+      <w:pPr>
+        <w:spacing w:after="120"/>
+        <w:ind w:left="720" w:hanging="720"/>
+        <w:jc w:val="both"/>
+      </w:pPr>
+      <w:r>
+        <w:t xml:space="preserve">6.	Que, a fojas 9, consta Resolución (Incorpora Correo Electrónico y Reservado N°54/2023);</w:t>
+      </w:r>
+    </w:p>
+    <w:p>
+      <w:pPr>
+        <w:spacing w:after="120"/>
+        <w:ind w:left="720" w:hanging="720"/>
+        <w:jc w:val="both"/>
+      </w:pPr>
+      <w:r>
+        <w:t xml:space="preserve">7.	Que, a fojas 10, consta Correo electrónico (Solicita medida de resguardo);</w:t>
+      </w:r>
+    </w:p>
+    <w:p>
+      <w:pPr>
+        <w:spacing w:after="120"/>
+        <w:ind w:left="720" w:hanging="720"/>
+        <w:jc w:val="both"/>
+      </w:pPr>
+      <w:r>
+        <w:t xml:space="preserve">8.	Que, a fojas 11 a 12, consta Reservado N°54/2023 (Solicita medida de protección y resguardo);</w:t>
+      </w:r>
+    </w:p>
+    <w:p>
+      <w:pPr>
+        <w:spacing w:after="120"/>
+        <w:ind w:left="720" w:hanging="720"/>
+        <w:jc w:val="both"/>
+      </w:pPr>
+      <w:r>
+        <w:t xml:space="preserve">9.	Que, a fojas 13 a 15, consta Licencia médica (Análisis de psiquiatría);</w:t>
+      </w:r>
+    </w:p>
+    <w:p>
+      <w:pPr>
+        <w:spacing w:after="120"/>
+        <w:ind w:left="720" w:hanging="720"/>
+        <w:jc w:val="both"/>
+      </w:pPr>
+      <w:r>
+        <w:t xml:space="preserve">10.	Que, a fojas 16 a 17, consta Resolución N°15/2023/FG (Decreta medidas de protección);</w:t>
+      </w:r>
+    </w:p>
+    <w:p>
+      <w:pPr>
+        <w:spacing w:after="120"/>
+        <w:ind w:left="720" w:hanging="720"/>
+        <w:jc w:val="both"/>
+      </w:pPr>
+      <w:r>
+        <w:t xml:space="preserve">11.	Que, a fojas 18, consta Oficio N°95/2023 (Comunica medida de protección);</w:t>
+      </w:r>
+    </w:p>
+    <w:p>
+      <w:pPr>
+        <w:spacing w:after="120"/>
+        <w:ind w:left="720" w:hanging="720"/>
+        <w:jc w:val="both"/>
+      </w:pPr>
+      <w:r>
+        <w:t xml:space="preserve">12.	Que, a fojas 19, consta Oficio N°109/2023 (Solicita cambio de investigadora);</w:t>
+      </w:r>
+    </w:p>
+    <w:p>
+      <w:pPr>
+        <w:spacing w:after="120"/>
+        <w:ind w:left="720" w:hanging="720"/>
+        <w:jc w:val="both"/>
+      </w:pPr>
+      <w:r>
+        <w:t xml:space="preserve">13.	Que, a fojas 20 a 21, consta Resolución N°1950 (Designa nueva investigadora);</w:t>
+      </w:r>
+    </w:p>
+    <w:p>
+      <w:pPr>
+        <w:spacing w:after="120"/>
+        <w:ind w:left="720" w:hanging="720"/>
+        <w:jc w:val="both"/>
+      </w:pPr>
+      <w:r>
+        <w:t xml:space="preserve">14.	Que, a fojas 22, consta Acepta Cargo (Nueva Investigadora);</w:t>
+      </w:r>
+    </w:p>
+    <w:p>
+      <w:pPr>
+        <w:spacing w:after="120"/>
+        <w:ind w:left="720" w:hanging="720"/>
+        <w:jc w:val="both"/>
+      </w:pPr>
+      <w:r>
+        <w:t xml:space="preserve">15.	Que, a fojas 23, consta Dejese Constancia (Receso universitario);</w:t>
+      </w:r>
+    </w:p>
+    <w:p>
+      <w:pPr>
+        <w:spacing w:after="120"/>
+        <w:ind w:left="720" w:hanging="720"/>
+        <w:jc w:val="both"/>
+      </w:pPr>
+      <w:r>
+        <w:t xml:space="preserve">16.	Que, a fojas 24, consta Resolución (Cita a prestar declaración-1ra citación);</w:t>
+      </w:r>
+    </w:p>
+    <w:p>
+      <w:pPr>
+        <w:spacing w:after="120"/>
+        <w:ind w:left="720" w:hanging="720"/>
+        <w:jc w:val="both"/>
+      </w:pPr>
+      <w:r>
+        <w:t xml:space="preserve">17.	Que, a fojas 25, consta Oficio R-FU-34/2024 (Citación a prestar declaración-1ra citación);</w:t>
+      </w:r>
+    </w:p>
+    <w:p>
+      <w:pPr>
+        <w:spacing w:after="120"/>
+        <w:ind w:left="720" w:hanging="720"/>
+        <w:jc w:val="both"/>
+      </w:pPr>
+      <w:r>
+        <w:t xml:space="preserve">18.	Que, a fojas 26, consta Correo de Universidad de Magallanes (Citación a entrevista-1ra citación);</w:t>
+      </w:r>
+    </w:p>
+    <w:p>
+      <w:pPr>
+        <w:spacing w:after="120"/>
+        <w:ind w:left="720" w:hanging="720"/>
+        <w:jc w:val="both"/>
+      </w:pPr>
+      <w:r>
+        <w:t xml:space="preserve">19.	Que, a fojas 27, consta Se Deja Constancia (Inasistencia a 1ra Citación);</w:t>
+      </w:r>
+    </w:p>
+    <w:p>
+      <w:pPr>
+        <w:spacing w:after="120"/>
+        <w:ind w:left="720" w:hanging="720"/>
+        <w:jc w:val="both"/>
+      </w:pPr>
+      <w:r>
+        <w:t xml:space="preserve">20.	Que, a fojas 28, consta Resolución (Cita a prestar declaración-2da citación);</w:t>
+      </w:r>
+    </w:p>
+    <w:p>
+      <w:pPr>
+        <w:spacing w:after="120"/>
+        <w:ind w:left="720" w:hanging="720"/>
+        <w:jc w:val="both"/>
+      </w:pPr>
+      <w:r>
+        <w:t xml:space="preserve">21.	Que, a fojas 29, consta Oficio R-FU-39/2024 (Citación a prestar declaración-2da citación);</w:t>
+      </w:r>
+    </w:p>
+    <w:p>
+      <w:pPr>
+        <w:spacing w:after="120"/>
+        <w:ind w:left="720" w:hanging="720"/>
+        <w:jc w:val="both"/>
+      </w:pPr>
+      <w:r>
+        <w:t xml:space="preserve">22.	Que, a fojas 30, consta Correo de Universidad de Magallanes (Citación a entrevista-2da citación);</w:t>
+      </w:r>
+    </w:p>
+    <w:p>
+      <w:pPr>
+        <w:spacing w:after="120"/>
+        <w:ind w:left="720" w:hanging="720"/>
+        <w:jc w:val="both"/>
+      </w:pPr>
+      <w:r>
+        <w:t xml:space="preserve">23.	Que, a fojas 31, consta Se Deja Constancia (Inasistencia a 2da Citación);</w:t>
+      </w:r>
+    </w:p>
+    <w:p>
+      <w:pPr>
+        <w:spacing w:after="120"/>
+        <w:ind w:left="720" w:hanging="720"/>
+        <w:jc w:val="both"/>
+      </w:pPr>
+      <w:r>
+        <w:t xml:space="preserve">24.	Que, a fojas 32, consta Memorándum N°76/DJ/2024 (Solicita designar nueva investigadora);</w:t>
+      </w:r>
+    </w:p>
+    <w:p>
+      <w:pPr>
+        <w:spacing w:after="120"/>
+        <w:ind w:left="720" w:hanging="720"/>
+        <w:jc w:val="both"/>
+      </w:pPr>
+      <w:r>
+        <w:t xml:space="preserve">25.	Que, a fojas 33 a 34, consta Resolución Exenta N°1764 (Designa nueva investigadora);</w:t>
+      </w:r>
+    </w:p>
+    <w:p>
+      <w:pPr>
+        <w:spacing w:after="120"/>
+        <w:ind w:left="720" w:hanging="720"/>
+        <w:jc w:val="both"/>
+      </w:pPr>
+      <w:r>
+        <w:t xml:space="preserve">26.	Que, a fojas 35, consta Aceptación del Cargo (Verónica Garrido Ortega);</w:t>
+      </w:r>
+    </w:p>
+    <w:p>
+      <w:pPr>
+        <w:spacing w:after="120"/>
+        <w:ind w:left="720" w:hanging="720"/>
+        <w:jc w:val="both"/>
+      </w:pPr>
+      <w:r>
+        <w:t xml:space="preserve">27.	Que, a fojas 36, consta Resolución (Decreta diligencias: Incorpora Kardex);</w:t>
+      </w:r>
+    </w:p>
+    <w:p>
+      <w:pPr>
+        <w:spacing w:after="120"/>
+        <w:ind w:left="720" w:hanging="720"/>
+        <w:jc w:val="both"/>
+      </w:pPr>
+      <w:r>
+        <w:t xml:space="preserve">28.	Que, a fojas 37 a 38, consta Kardex de Alumno (Javiera Monsalve Arismendi);</w:t>
+      </w:r>
+    </w:p>
+    <w:p>
+      <w:pPr>
+        <w:spacing w:after="120"/>
+        <w:ind w:left="720" w:hanging="720"/>
+        <w:jc w:val="both"/>
+      </w:pPr>
+      <w:r>
+        <w:t xml:space="preserve">29.	Que, a fojas 39, consta Resolución (Decreta diligencia: Oficia a Gestión y Desarrollo de Personas);</w:t>
+      </w:r>
+    </w:p>
+    <w:p>
+      <w:pPr>
+        <w:spacing w:after="120"/>
+        <w:ind w:left="720" w:hanging="720"/>
+        <w:jc w:val="both"/>
+      </w:pPr>
+      <w:r>
+        <w:t xml:space="preserve">30.	Que, a fojas 40, consta Oficio R: N°186/2024-FG (Solicita información sobre vínculo contractual de Tatiana Moreira);</w:t>
+      </w:r>
+    </w:p>
+    <w:p>
+      <w:pPr>
+        <w:spacing w:after="120"/>
+        <w:ind w:left="720" w:hanging="720"/>
+        <w:jc w:val="both"/>
+      </w:pPr>
+      <w:r>
+        <w:t xml:space="preserve">31.	Que, a fojas 41, consta Resolución (lncorpora documentos: Memorándum N°185/DGDP-2024);</w:t>
+      </w:r>
+    </w:p>
+    <w:p>
+      <w:pPr>
+        <w:spacing w:after="120"/>
+        <w:ind w:left="720" w:hanging="720"/>
+        <w:jc w:val="both"/>
+      </w:pPr>
+      <w:r>
+        <w:t xml:space="preserve">32.	Que, a fojas 42, consta Memorándum N°185/DGDP-2024 (Informa vínculo contractual de Tatiana Moreira);</w:t>
+      </w:r>
+    </w:p>
+    <w:p>
+      <w:pPr>
+        <w:spacing w:after="120"/>
+        <w:ind w:left="720" w:hanging="720"/>
+        <w:jc w:val="both"/>
+      </w:pPr>
+      <w:r>
+        <w:t xml:space="preserve">33.	Que, a fojas 43, consta Resolución (Cita a prestar declaración a Roberto Vásquez Navarro);</w:t>
+      </w:r>
+    </w:p>
+    <w:p>
+      <w:pPr>
+        <w:spacing w:after="120"/>
+        <w:ind w:left="720" w:hanging="720"/>
+        <w:jc w:val="both"/>
+      </w:pPr>
+      <w:r>
+        <w:t xml:space="preserve">34.	Que, a fojas 44, consta Oficio R: N°188/2024-FG (Citación a prestar declaración como denunciado a Roberto Vásquez);</w:t>
+      </w:r>
+    </w:p>
+    <w:p>
+      <w:pPr>
+        <w:spacing w:after="120"/>
+        <w:ind w:left="720" w:hanging="720"/>
+        <w:jc w:val="both"/>
+      </w:pPr>
+      <w:r>
+        <w:t xml:space="preserve">35.	Que, a fojas 45 a 46, consta Declaración en Procedimiento Disciplinario (Roberto Alfredo Vásquez Navarro);</w:t>
+      </w:r>
+    </w:p>
+    <w:p>
+      <w:pPr>
+        <w:spacing w:after="120"/>
+        <w:ind w:left="720" w:hanging="720"/>
+        <w:jc w:val="both"/>
+      </w:pPr>
+      <w:r>
+        <w:t xml:space="preserve">36.	Que, a fojas 47, consta Resolución (Incorpora documentos: Email y Informe de Javiera Monsalve);</w:t>
+      </w:r>
+    </w:p>
+    <w:p>
+      <w:pPr>
+        <w:spacing w:after="120"/>
+        <w:ind w:left="720" w:hanging="720"/>
+        <w:jc w:val="both"/>
+      </w:pPr>
+      <w:r>
+        <w:t xml:space="preserve">37.	Que, a fojas 48, consta Correo electrónico (Remite informe y correo de docente);</w:t>
+      </w:r>
+    </w:p>
+    <w:p>
+      <w:pPr>
+        <w:spacing w:after="120"/>
+        <w:ind w:left="720" w:hanging="720"/>
+        <w:jc w:val="both"/>
+      </w:pPr>
+      <w:r>
+        <w:t xml:space="preserve">38.	Que, a fojas 49 a 51, consta Informe Javiera Monsalve (Relato de Roberto Vásquez);</w:t>
+      </w:r>
+    </w:p>
+    <w:p>
+      <w:pPr>
+        <w:spacing w:after="120"/>
+        <w:ind w:left="720" w:hanging="720"/>
+        <w:jc w:val="both"/>
+      </w:pPr>
+      <w:r>
+        <w:t xml:space="preserve">39.	Que, a fojas 52 a 53, consta Correo electrónico (Reenvío de Tatiana Moreira sobre Javiera Monsalve);</w:t>
+      </w:r>
+    </w:p>
+    <w:p>
+      <w:pPr>
+        <w:spacing w:after="120"/>
+        <w:ind w:left="720" w:hanging="720"/>
+        <w:jc w:val="both"/>
+      </w:pPr>
+      <w:r>
+        <w:t xml:space="preserve">40.	Que, a fojas 54, consta Resolución de Cierre en Investigación Sumaria;</w:t>
       </w:r>
     </w:p>
     <w:p>
